--- a/resources/L1903 HK_Prod TM Credit Lines_updated.docx
+++ b/resources/L1903 HK_Prod TM Credit Lines_updated.docx
@@ -229,25 +229,7 @@
           <w:color w:val="000000"/>
           <w:sz w:val="24"/>
         </w:rPr>
-        <w:t xml:space="preserve">Adapted by permission from S.J. Shultz and T.C. </w:t>
-      </w:r>
-      <w:proofErr w:type="spellStart"/>
-      <w:r>
-        <w:rPr>
-          <w:rFonts w:ascii="Times New Roman" w:hAnsi="Times New Roman" w:cs="Times New Roman"/>
-          <w:color w:val="000000"/>
-          <w:sz w:val="24"/>
-        </w:rPr>
-        <w:t>Valovich</w:t>
-      </w:r>
-      <w:proofErr w:type="spellEnd"/>
-      <w:r>
-        <w:rPr>
-          <w:rFonts w:ascii="Times New Roman" w:hAnsi="Times New Roman" w:cs="Times New Roman"/>
-          <w:color w:val="000000"/>
-          <w:sz w:val="24"/>
-        </w:rPr>
-        <w:t xml:space="preserve"> McLeod,</w:t>
+        <w:t>Adapted by permission from S.J. Shultz and T.C. Valovich McLeod,</w:t>
       </w:r>
       <w:r>
         <w:rPr>
@@ -381,25 +363,7 @@
           <w:color w:val="000000"/>
           <w:sz w:val="24"/>
         </w:rPr>
-        <w:t xml:space="preserve">Adapted by permission from S.J. Shultz and T.C. </w:t>
-      </w:r>
-      <w:proofErr w:type="spellStart"/>
-      <w:r>
-        <w:rPr>
-          <w:rFonts w:ascii="Times New Roman" w:hAnsi="Times New Roman" w:cs="Times New Roman"/>
-          <w:color w:val="000000"/>
-          <w:sz w:val="24"/>
-        </w:rPr>
-        <w:t>Valovich</w:t>
-      </w:r>
-      <w:proofErr w:type="spellEnd"/>
-      <w:r>
-        <w:rPr>
-          <w:rFonts w:ascii="Times New Roman" w:hAnsi="Times New Roman" w:cs="Times New Roman"/>
-          <w:color w:val="000000"/>
-          <w:sz w:val="24"/>
-        </w:rPr>
-        <w:t xml:space="preserve"> McLeod,</w:t>
+        <w:t>Adapted by permission from S.J. Shultz and T.C. Valovich McLeod,</w:t>
       </w:r>
       <w:r>
         <w:rPr>
@@ -466,25 +430,7 @@
           <w:color w:val="000000"/>
           <w:sz w:val="24"/>
         </w:rPr>
-        <w:t xml:space="preserve">Adapted by permission from S.J. Shultz and T.C. </w:t>
-      </w:r>
-      <w:proofErr w:type="spellStart"/>
-      <w:r>
-        <w:rPr>
-          <w:rFonts w:ascii="Times New Roman" w:hAnsi="Times New Roman" w:cs="Times New Roman"/>
-          <w:color w:val="000000"/>
-          <w:sz w:val="24"/>
-        </w:rPr>
-        <w:t>Valovich</w:t>
-      </w:r>
-      <w:proofErr w:type="spellEnd"/>
-      <w:r>
-        <w:rPr>
-          <w:rFonts w:ascii="Times New Roman" w:hAnsi="Times New Roman" w:cs="Times New Roman"/>
-          <w:color w:val="000000"/>
-          <w:sz w:val="24"/>
-        </w:rPr>
-        <w:t xml:space="preserve"> McLeod,</w:t>
+        <w:t>Adapted by permission from S.J. Shultz and T.C. Valovich McLeod,</w:t>
       </w:r>
       <w:r>
         <w:rPr>
@@ -551,25 +497,7 @@
           <w:color w:val="000000"/>
           <w:sz w:val="24"/>
         </w:rPr>
-        <w:t xml:space="preserve">Adapted by permission from S.J. Shultz and T.C. </w:t>
-      </w:r>
-      <w:proofErr w:type="spellStart"/>
-      <w:r>
-        <w:rPr>
-          <w:rFonts w:ascii="Times New Roman" w:hAnsi="Times New Roman" w:cs="Times New Roman"/>
-          <w:color w:val="000000"/>
-          <w:sz w:val="24"/>
-        </w:rPr>
-        <w:t>Valovich</w:t>
-      </w:r>
-      <w:proofErr w:type="spellEnd"/>
-      <w:r>
-        <w:rPr>
-          <w:rFonts w:ascii="Times New Roman" w:hAnsi="Times New Roman" w:cs="Times New Roman"/>
-          <w:color w:val="000000"/>
-          <w:sz w:val="24"/>
-        </w:rPr>
-        <w:t xml:space="preserve"> McLeod,</w:t>
+        <w:t>Adapted by permission from S.J. Shultz and T.C. Valovich McLeod,</w:t>
       </w:r>
       <w:r>
         <w:rPr>
@@ -636,25 +564,7 @@
           <w:color w:val="000000"/>
           <w:sz w:val="24"/>
         </w:rPr>
-        <w:t xml:space="preserve">Adapted by permission from S.J. Shultz and T.C. </w:t>
-      </w:r>
-      <w:proofErr w:type="spellStart"/>
-      <w:r>
-        <w:rPr>
-          <w:rFonts w:ascii="Times New Roman" w:hAnsi="Times New Roman" w:cs="Times New Roman"/>
-          <w:color w:val="000000"/>
-          <w:sz w:val="24"/>
-        </w:rPr>
-        <w:t>Valovich</w:t>
-      </w:r>
-      <w:proofErr w:type="spellEnd"/>
-      <w:r>
-        <w:rPr>
-          <w:rFonts w:ascii="Times New Roman" w:hAnsi="Times New Roman" w:cs="Times New Roman"/>
-          <w:color w:val="000000"/>
-          <w:sz w:val="24"/>
-        </w:rPr>
-        <w:t xml:space="preserve"> McLeod,</w:t>
+        <w:t>Adapted by permission from S.J. Shultz and T.C. Valovich McLeod,</w:t>
       </w:r>
       <w:r>
         <w:rPr>
@@ -721,25 +631,7 @@
           <w:color w:val="000000"/>
           <w:sz w:val="24"/>
         </w:rPr>
-        <w:t xml:space="preserve">Adapted by permission from S.J. Shultz and T.C. </w:t>
-      </w:r>
-      <w:proofErr w:type="spellStart"/>
-      <w:r>
-        <w:rPr>
-          <w:rFonts w:ascii="Times New Roman" w:hAnsi="Times New Roman" w:cs="Times New Roman"/>
-          <w:color w:val="000000"/>
-          <w:sz w:val="24"/>
-        </w:rPr>
-        <w:t>Valovich</w:t>
-      </w:r>
-      <w:proofErr w:type="spellEnd"/>
-      <w:r>
-        <w:rPr>
-          <w:rFonts w:ascii="Times New Roman" w:hAnsi="Times New Roman" w:cs="Times New Roman"/>
-          <w:color w:val="000000"/>
-          <w:sz w:val="24"/>
-        </w:rPr>
-        <w:t xml:space="preserve"> McLeod,</w:t>
+        <w:t>Adapted by permission from S.J. Shultz and T.C. Valovich McLeod,</w:t>
       </w:r>
       <w:r>
         <w:rPr>
@@ -778,9 +670,42 @@
           <w:sz w:val="24"/>
         </w:rPr>
       </w:pPr>
+      <w:r>
+        <w:rPr>
+          <w:rFonts w:ascii="Times New Roman" w:hAnsi="Times New Roman" w:cs="Times New Roman"/>
+          <w:b/>
+          <w:bCs/>
+          <w:color w:val="000000"/>
+          <w:sz w:val="24"/>
+        </w:rPr>
+        <w:t>AMA CPT 2026 Professional Edition Codes from the Medicine/Physical Medicine and Rehabilitation Section:</w:t>
+      </w:r>
+      <w:r>
+        <w:rPr>
+          <w:rFonts w:ascii="Times New Roman" w:hAnsi="Times New Roman" w:cs="Times New Roman"/>
+          <w:color w:val="000000"/>
+          <w:sz w:val="24"/>
+        </w:rPr>
+        <w:t xml:space="preserve"> 97170, 97171, 97018, 97022, 97024, 97028, 97032, 97034, 97035, 97036, 97110, 97112, 97116, 97124, 97129, 97130, 97140, 97530, 97535, 97537, 97542, 97545, 97546, 97750. From the Medicine/Acupuncture Section Codes 97760 and 97761. From the Musculoskeletal Section Codes: 29240, 29260, 29280, 29520, 29530, 29540, 29550, 29580, 29581 and 29584. From the CPT Level I Modifier 25. © Copyright American Medical Association 2025. All rights reserved.</w:t>
+      </w:r>
+    </w:p>
+    <w:p>
+      <w:pPr>
+        <w:spacing w:after="0" w:line="240" w:lineRule="auto"/>
+        <w:rPr>
+          <w:rFonts w:ascii="Times New Roman" w:hAnsi="Times New Roman" w:cs="Times New Roman"/>
+          <w:color w:val="000000"/>
+          <w:sz w:val="24"/>
+        </w:rPr>
+      </w:pPr>
     </w:p>
     <w:sectPr>
-      <w:headerReference w:type="default" r:id="rId6"/>
+      <w:headerReference w:type="even" r:id="rId6"/>
+      <w:headerReference w:type="default" r:id="rId7"/>
+      <w:footerReference w:type="even" r:id="rId8"/>
+      <w:footerReference w:type="default" r:id="rId9"/>
+      <w:headerReference w:type="first" r:id="rId10"/>
+      <w:footerReference w:type="first" r:id="rId11"/>
       <w:pgSz w:w="12240" w:h="15840"/>
       <w:pgMar w:top="1440" w:right="1440" w:bottom="1440" w:left="1440" w:header="706" w:footer="706" w:gutter="0"/>
       <w:cols w:space="720"/>
@@ -815,6 +740,36 @@
 </w:endnotes>
 </file>
 
+<file path=word/footer1.xml><?xml version="1.0" encoding="utf-8"?>
+<w:ftr xmlns:wpc="http://schemas.microsoft.com/office/word/2010/wordprocessingCanvas" xmlns:cx="http://schemas.microsoft.com/office/drawing/2014/chartex" xmlns:cx1="http://schemas.microsoft.com/office/drawing/2015/9/8/chartex" xmlns:cx2="http://schemas.microsoft.com/office/drawing/2015/10/21/chartex" xmlns:cx3="http://schemas.microsoft.com/office/drawing/2016/5/9/chartex" xmlns:cx4="http://schemas.microsoft.com/office/drawing/2016/5/10/chartex" xmlns:cx5="http://schemas.microsoft.com/office/drawing/2016/5/11/chartex" xmlns:cx6="http://schemas.microsoft.com/office/drawing/2016/5/12/chartex" xmlns:cx7="http://schemas.microsoft.com/office/drawing/2016/5/13/chartex" xmlns:cx8="http://schemas.microsoft.com/office/drawing/2016/5/14/chartex" xmlns:mc="http://schemas.openxmlformats.org/markup-compatibility/2006" xmlns:aink="http://schemas.microsoft.com/office/drawing/2016/ink" xmlns:am3d="http://schemas.microsoft.com/office/drawing/2017/model3d" xmlns:o="urn:schemas-microsoft-com:office:office" xmlns:oel="http://schemas.microsoft.com/office/2019/extlst" xmlns:r="http://schemas.openxmlformats.org/officeDocument/2006/relationships" xmlns:m="http://schemas.openxmlformats.org/officeDocument/2006/math" xmlns:v="urn:schemas-microsoft-com:vml" xmlns:wp14="http://schemas.microsoft.com/office/word/2010/wordprocessingDrawing" xmlns:wp="http://schemas.openxmlformats.org/drawingml/2006/wordprocessingDrawing" xmlns:w10="urn:schemas-microsoft-com:office:word" xmlns:w="http://schemas.openxmlformats.org/wordprocessingml/2006/main" xmlns:w14="http://schemas.microsoft.com/office/word/2010/wordml" xmlns:w15="http://schemas.microsoft.com/office/word/2012/wordml" xmlns:w16cex="http://schemas.microsoft.com/office/word/2018/wordml/cex" xmlns:w16cid="http://schemas.microsoft.com/office/word/2016/wordml/cid" xmlns:w16="http://schemas.microsoft.com/office/word/2018/wordml" xmlns:w16du="http://schemas.microsoft.com/office/word/2023/wordml/word16du" xmlns:w16sdtdh="http://schemas.microsoft.com/office/word/2020/wordml/sdtdatahash" xmlns:w16sdtfl="http://schemas.microsoft.com/office/word/2024/wordml/sdtformatlock" xmlns:w16se="http://schemas.microsoft.com/office/word/2015/wordml/symex" xmlns:wpg="http://schemas.microsoft.com/office/word/2010/wordprocessingGroup" xmlns:wpi="http://schemas.microsoft.com/office/word/2010/wordprocessingInk" xmlns:wne="http://schemas.microsoft.com/office/word/2006/wordml" xmlns:wps="http://schemas.microsoft.com/office/word/2010/wordprocessingShape" mc:Ignorable="w14 w15 w16se w16cid w16 w16cex w16sdtdh w16sdtfl w16du wp14">
+  <w:p>
+    <w:pPr>
+      <w:pStyle w:val="Footer"/>
+    </w:pPr>
+  </w:p>
+</w:ftr>
+</file>
+
+<file path=word/footer2.xml><?xml version="1.0" encoding="utf-8"?>
+<w:ftr xmlns:wpc="http://schemas.microsoft.com/office/word/2010/wordprocessingCanvas" xmlns:cx="http://schemas.microsoft.com/office/drawing/2014/chartex" xmlns:cx1="http://schemas.microsoft.com/office/drawing/2015/9/8/chartex" xmlns:cx2="http://schemas.microsoft.com/office/drawing/2015/10/21/chartex" xmlns:cx3="http://schemas.microsoft.com/office/drawing/2016/5/9/chartex" xmlns:cx4="http://schemas.microsoft.com/office/drawing/2016/5/10/chartex" xmlns:cx5="http://schemas.microsoft.com/office/drawing/2016/5/11/chartex" xmlns:cx6="http://schemas.microsoft.com/office/drawing/2016/5/12/chartex" xmlns:cx7="http://schemas.microsoft.com/office/drawing/2016/5/13/chartex" xmlns:cx8="http://schemas.microsoft.com/office/drawing/2016/5/14/chartex" xmlns:mc="http://schemas.openxmlformats.org/markup-compatibility/2006" xmlns:aink="http://schemas.microsoft.com/office/drawing/2016/ink" xmlns:am3d="http://schemas.microsoft.com/office/drawing/2017/model3d" xmlns:o="urn:schemas-microsoft-com:office:office" xmlns:oel="http://schemas.microsoft.com/office/2019/extlst" xmlns:r="http://schemas.openxmlformats.org/officeDocument/2006/relationships" xmlns:m="http://schemas.openxmlformats.org/officeDocument/2006/math" xmlns:v="urn:schemas-microsoft-com:vml" xmlns:wp14="http://schemas.microsoft.com/office/word/2010/wordprocessingDrawing" xmlns:wp="http://schemas.openxmlformats.org/drawingml/2006/wordprocessingDrawing" xmlns:w10="urn:schemas-microsoft-com:office:word" xmlns:w="http://schemas.openxmlformats.org/wordprocessingml/2006/main" xmlns:w14="http://schemas.microsoft.com/office/word/2010/wordml" xmlns:w15="http://schemas.microsoft.com/office/word/2012/wordml" xmlns:w16cex="http://schemas.microsoft.com/office/word/2018/wordml/cex" xmlns:w16cid="http://schemas.microsoft.com/office/word/2016/wordml/cid" xmlns:w16="http://schemas.microsoft.com/office/word/2018/wordml" xmlns:w16du="http://schemas.microsoft.com/office/word/2023/wordml/word16du" xmlns:w16sdtdh="http://schemas.microsoft.com/office/word/2020/wordml/sdtdatahash" xmlns:w16sdtfl="http://schemas.microsoft.com/office/word/2024/wordml/sdtformatlock" xmlns:w16se="http://schemas.microsoft.com/office/word/2015/wordml/symex" xmlns:wpg="http://schemas.microsoft.com/office/word/2010/wordprocessingGroup" xmlns:wpi="http://schemas.microsoft.com/office/word/2010/wordprocessingInk" xmlns:wne="http://schemas.microsoft.com/office/word/2006/wordml" xmlns:wps="http://schemas.microsoft.com/office/word/2010/wordprocessingShape" mc:Ignorable="w14 w15 w16se w16cid w16 w16cex w16sdtdh w16sdtfl w16du wp14">
+  <w:p>
+    <w:pPr>
+      <w:pStyle w:val="Footer"/>
+    </w:pPr>
+  </w:p>
+</w:ftr>
+</file>
+
+<file path=word/footer3.xml><?xml version="1.0" encoding="utf-8"?>
+<w:ftr xmlns:wpc="http://schemas.microsoft.com/office/word/2010/wordprocessingCanvas" xmlns:cx="http://schemas.microsoft.com/office/drawing/2014/chartex" xmlns:cx1="http://schemas.microsoft.com/office/drawing/2015/9/8/chartex" xmlns:cx2="http://schemas.microsoft.com/office/drawing/2015/10/21/chartex" xmlns:cx3="http://schemas.microsoft.com/office/drawing/2016/5/9/chartex" xmlns:cx4="http://schemas.microsoft.com/office/drawing/2016/5/10/chartex" xmlns:cx5="http://schemas.microsoft.com/office/drawing/2016/5/11/chartex" xmlns:cx6="http://schemas.microsoft.com/office/drawing/2016/5/12/chartex" xmlns:cx7="http://schemas.microsoft.com/office/drawing/2016/5/13/chartex" xmlns:cx8="http://schemas.microsoft.com/office/drawing/2016/5/14/chartex" xmlns:mc="http://schemas.openxmlformats.org/markup-compatibility/2006" xmlns:aink="http://schemas.microsoft.com/office/drawing/2016/ink" xmlns:am3d="http://schemas.microsoft.com/office/drawing/2017/model3d" xmlns:o="urn:schemas-microsoft-com:office:office" xmlns:oel="http://schemas.microsoft.com/office/2019/extlst" xmlns:r="http://schemas.openxmlformats.org/officeDocument/2006/relationships" xmlns:m="http://schemas.openxmlformats.org/officeDocument/2006/math" xmlns:v="urn:schemas-microsoft-com:vml" xmlns:wp14="http://schemas.microsoft.com/office/word/2010/wordprocessingDrawing" xmlns:wp="http://schemas.openxmlformats.org/drawingml/2006/wordprocessingDrawing" xmlns:w10="urn:schemas-microsoft-com:office:word" xmlns:w="http://schemas.openxmlformats.org/wordprocessingml/2006/main" xmlns:w14="http://schemas.microsoft.com/office/word/2010/wordml" xmlns:w15="http://schemas.microsoft.com/office/word/2012/wordml" xmlns:w16cex="http://schemas.microsoft.com/office/word/2018/wordml/cex" xmlns:w16cid="http://schemas.microsoft.com/office/word/2016/wordml/cid" xmlns:w16="http://schemas.microsoft.com/office/word/2018/wordml" xmlns:w16du="http://schemas.microsoft.com/office/word/2023/wordml/word16du" xmlns:w16sdtdh="http://schemas.microsoft.com/office/word/2020/wordml/sdtdatahash" xmlns:w16sdtfl="http://schemas.microsoft.com/office/word/2024/wordml/sdtformatlock" xmlns:w16se="http://schemas.microsoft.com/office/word/2015/wordml/symex" xmlns:wpg="http://schemas.microsoft.com/office/word/2010/wordprocessingGroup" xmlns:wpi="http://schemas.microsoft.com/office/word/2010/wordprocessingInk" xmlns:wne="http://schemas.microsoft.com/office/word/2006/wordml" xmlns:wps="http://schemas.microsoft.com/office/word/2010/wordprocessingShape" mc:Ignorable="w14 w15 w16se w16cid w16 w16cex w16sdtdh w16sdtfl w16du wp14">
+  <w:p>
+    <w:pPr>
+      <w:pStyle w:val="Footer"/>
+    </w:pPr>
+  </w:p>
+</w:ftr>
+</file>
+
 <file path=word/footnotes.xml><?xml version="1.0" encoding="utf-8"?>
 <w:footnotes xmlns:wpc="http://schemas.microsoft.com/office/word/2010/wordprocessingCanvas" xmlns:cx="http://schemas.microsoft.com/office/drawing/2014/chartex" xmlns:cx1="http://schemas.microsoft.com/office/drawing/2015/9/8/chartex" xmlns:cx2="http://schemas.microsoft.com/office/drawing/2015/10/21/chartex" xmlns:cx3="http://schemas.microsoft.com/office/drawing/2016/5/9/chartex" xmlns:cx4="http://schemas.microsoft.com/office/drawing/2016/5/10/chartex" xmlns:cx5="http://schemas.microsoft.com/office/drawing/2016/5/11/chartex" xmlns:cx6="http://schemas.microsoft.com/office/drawing/2016/5/12/chartex" xmlns:cx7="http://schemas.microsoft.com/office/drawing/2016/5/13/chartex" xmlns:cx8="http://schemas.microsoft.com/office/drawing/2016/5/14/chartex" xmlns:mc="http://schemas.openxmlformats.org/markup-compatibility/2006" xmlns:aink="http://schemas.microsoft.com/office/drawing/2016/ink" xmlns:am3d="http://schemas.microsoft.com/office/drawing/2017/model3d" xmlns:o="urn:schemas-microsoft-com:office:office" xmlns:oel="http://schemas.microsoft.com/office/2019/extlst" xmlns:r="http://schemas.openxmlformats.org/officeDocument/2006/relationships" xmlns:m="http://schemas.openxmlformats.org/officeDocument/2006/math" xmlns:v="urn:schemas-microsoft-com:vml" xmlns:wp14="http://schemas.microsoft.com/office/word/2010/wordprocessingDrawing" xmlns:wp="http://schemas.openxmlformats.org/drawingml/2006/wordprocessingDrawing" xmlns:w10="urn:schemas-microsoft-com:office:word" xmlns:w="http://schemas.openxmlformats.org/wordprocessingml/2006/main" xmlns:w14="http://schemas.microsoft.com/office/word/2010/wordml" xmlns:w15="http://schemas.microsoft.com/office/word/2012/wordml" xmlns:w16cex="http://schemas.microsoft.com/office/word/2018/wordml/cex" xmlns:w16cid="http://schemas.microsoft.com/office/word/2016/wordml/cid" xmlns:w16="http://schemas.microsoft.com/office/word/2018/wordml" xmlns:w16du="http://schemas.microsoft.com/office/word/2023/wordml/word16du" xmlns:w16sdtdh="http://schemas.microsoft.com/office/word/2020/wordml/sdtdatahash" xmlns:w16sdtfl="http://schemas.microsoft.com/office/word/2024/wordml/sdtformatlock" xmlns:w16se="http://schemas.microsoft.com/office/word/2015/wordml/symex" xmlns:wpg="http://schemas.microsoft.com/office/word/2010/wordprocessingGroup" xmlns:wpi="http://schemas.microsoft.com/office/word/2010/wordprocessingInk" xmlns:wne="http://schemas.microsoft.com/office/word/2006/wordml" xmlns:wps="http://schemas.microsoft.com/office/word/2010/wordprocessingShape" mc:Ignorable="w14 w15 w16se w16cid w16 w16cex w16sdtdh w16sdtfl w16du wp14">
   <w:footnote w:type="separator" w:id="-1">
@@ -841,6 +796,16 @@
 </file>
 
 <file path=word/header1.xml><?xml version="1.0" encoding="utf-8"?>
+<w:hdr xmlns:wpc="http://schemas.microsoft.com/office/word/2010/wordprocessingCanvas" xmlns:cx="http://schemas.microsoft.com/office/drawing/2014/chartex" xmlns:cx1="http://schemas.microsoft.com/office/drawing/2015/9/8/chartex" xmlns:cx2="http://schemas.microsoft.com/office/drawing/2015/10/21/chartex" xmlns:cx3="http://schemas.microsoft.com/office/drawing/2016/5/9/chartex" xmlns:cx4="http://schemas.microsoft.com/office/drawing/2016/5/10/chartex" xmlns:cx5="http://schemas.microsoft.com/office/drawing/2016/5/11/chartex" xmlns:cx6="http://schemas.microsoft.com/office/drawing/2016/5/12/chartex" xmlns:cx7="http://schemas.microsoft.com/office/drawing/2016/5/13/chartex" xmlns:cx8="http://schemas.microsoft.com/office/drawing/2016/5/14/chartex" xmlns:mc="http://schemas.openxmlformats.org/markup-compatibility/2006" xmlns:aink="http://schemas.microsoft.com/office/drawing/2016/ink" xmlns:am3d="http://schemas.microsoft.com/office/drawing/2017/model3d" xmlns:o="urn:schemas-microsoft-com:office:office" xmlns:oel="http://schemas.microsoft.com/office/2019/extlst" xmlns:r="http://schemas.openxmlformats.org/officeDocument/2006/relationships" xmlns:m="http://schemas.openxmlformats.org/officeDocument/2006/math" xmlns:v="urn:schemas-microsoft-com:vml" xmlns:wp14="http://schemas.microsoft.com/office/word/2010/wordprocessingDrawing" xmlns:wp="http://schemas.openxmlformats.org/drawingml/2006/wordprocessingDrawing" xmlns:w10="urn:schemas-microsoft-com:office:word" xmlns:w="http://schemas.openxmlformats.org/wordprocessingml/2006/main" xmlns:w14="http://schemas.microsoft.com/office/word/2010/wordml" xmlns:w15="http://schemas.microsoft.com/office/word/2012/wordml" xmlns:w16cex="http://schemas.microsoft.com/office/word/2018/wordml/cex" xmlns:w16cid="http://schemas.microsoft.com/office/word/2016/wordml/cid" xmlns:w16="http://schemas.microsoft.com/office/word/2018/wordml" xmlns:w16du="http://schemas.microsoft.com/office/word/2023/wordml/word16du" xmlns:w16sdtdh="http://schemas.microsoft.com/office/word/2020/wordml/sdtdatahash" xmlns:w16sdtfl="http://schemas.microsoft.com/office/word/2024/wordml/sdtformatlock" xmlns:w16se="http://schemas.microsoft.com/office/word/2015/wordml/symex" xmlns:wpg="http://schemas.microsoft.com/office/word/2010/wordprocessingGroup" xmlns:wpi="http://schemas.microsoft.com/office/word/2010/wordprocessingInk" xmlns:wne="http://schemas.microsoft.com/office/word/2006/wordml" xmlns:wps="http://schemas.microsoft.com/office/word/2010/wordprocessingShape" mc:Ignorable="w14 w15 w16se w16cid w16 w16cex w16sdtdh w16sdtfl w16du wp14">
+  <w:p>
+    <w:pPr>
+      <w:pStyle w:val="Header"/>
+    </w:pPr>
+  </w:p>
+</w:hdr>
+</file>
+
+<file path=word/header2.xml><?xml version="1.0" encoding="utf-8"?>
 <w:hdr xmlns:wpc="http://schemas.microsoft.com/office/word/2010/wordprocessingCanvas" xmlns:cx="http://schemas.microsoft.com/office/drawing/2014/chartex" xmlns:cx1="http://schemas.microsoft.com/office/drawing/2015/9/8/chartex" xmlns:cx2="http://schemas.microsoft.com/office/drawing/2015/10/21/chartex" xmlns:cx3="http://schemas.microsoft.com/office/drawing/2016/5/9/chartex" xmlns:cx4="http://schemas.microsoft.com/office/drawing/2016/5/10/chartex" xmlns:cx5="http://schemas.microsoft.com/office/drawing/2016/5/11/chartex" xmlns:cx6="http://schemas.microsoft.com/office/drawing/2016/5/12/chartex" xmlns:cx7="http://schemas.microsoft.com/office/drawing/2016/5/13/chartex" xmlns:cx8="http://schemas.microsoft.com/office/drawing/2016/5/14/chartex" xmlns:mc="http://schemas.openxmlformats.org/markup-compatibility/2006" xmlns:aink="http://schemas.microsoft.com/office/drawing/2016/ink" xmlns:am3d="http://schemas.microsoft.com/office/drawing/2017/model3d" xmlns:o="urn:schemas-microsoft-com:office:office" xmlns:oel="http://schemas.microsoft.com/office/2019/extlst" xmlns:r="http://schemas.openxmlformats.org/officeDocument/2006/relationships" xmlns:m="http://schemas.openxmlformats.org/officeDocument/2006/math" xmlns:v="urn:schemas-microsoft-com:vml" xmlns:wp14="http://schemas.microsoft.com/office/word/2010/wordprocessingDrawing" xmlns:wp="http://schemas.openxmlformats.org/drawingml/2006/wordprocessingDrawing" xmlns:w10="urn:schemas-microsoft-com:office:word" xmlns:w="http://schemas.openxmlformats.org/wordprocessingml/2006/main" xmlns:w14="http://schemas.microsoft.com/office/word/2010/wordml" xmlns:w15="http://schemas.microsoft.com/office/word/2012/wordml" xmlns:w16cex="http://schemas.microsoft.com/office/word/2018/wordml/cex" xmlns:w16cid="http://schemas.microsoft.com/office/word/2016/wordml/cid" xmlns:w16="http://schemas.microsoft.com/office/word/2018/wordml" xmlns:w16du="http://schemas.microsoft.com/office/word/2023/wordml/word16du" xmlns:w16sdtdh="http://schemas.microsoft.com/office/word/2020/wordml/sdtdatahash" xmlns:w16sdtfl="http://schemas.microsoft.com/office/word/2024/wordml/sdtformatlock" xmlns:w16se="http://schemas.microsoft.com/office/word/2015/wordml/symex" xmlns:wpg="http://schemas.microsoft.com/office/word/2010/wordprocessingGroup" xmlns:wpi="http://schemas.microsoft.com/office/word/2010/wordprocessingInk" xmlns:wne="http://schemas.microsoft.com/office/word/2006/wordml" xmlns:wps="http://schemas.microsoft.com/office/word/2010/wordprocessingShape" mc:Ignorable="w14 w15 w16se w16cid w16 w16cex w16sdtdh w16sdtfl w16du wp14">
   <w:p>
     <w:pPr>
@@ -859,8 +824,21 @@
       <w:ptab w:relativeTo="margin" w:alignment="right" w:leader="none"/>
     </w:r>
     <w:r>
-      <w:t>July 27, 2026</w:t>
+      <w:t>October</w:t>
     </w:r>
+    <w:r>
+      <w:t xml:space="preserve"> 27, 2026</w:t>
+    </w:r>
+  </w:p>
+</w:hdr>
+</file>
+
+<file path=word/header3.xml><?xml version="1.0" encoding="utf-8"?>
+<w:hdr xmlns:wpc="http://schemas.microsoft.com/office/word/2010/wordprocessingCanvas" xmlns:cx="http://schemas.microsoft.com/office/drawing/2014/chartex" xmlns:cx1="http://schemas.microsoft.com/office/drawing/2015/9/8/chartex" xmlns:cx2="http://schemas.microsoft.com/office/drawing/2015/10/21/chartex" xmlns:cx3="http://schemas.microsoft.com/office/drawing/2016/5/9/chartex" xmlns:cx4="http://schemas.microsoft.com/office/drawing/2016/5/10/chartex" xmlns:cx5="http://schemas.microsoft.com/office/drawing/2016/5/11/chartex" xmlns:cx6="http://schemas.microsoft.com/office/drawing/2016/5/12/chartex" xmlns:cx7="http://schemas.microsoft.com/office/drawing/2016/5/13/chartex" xmlns:cx8="http://schemas.microsoft.com/office/drawing/2016/5/14/chartex" xmlns:mc="http://schemas.openxmlformats.org/markup-compatibility/2006" xmlns:aink="http://schemas.microsoft.com/office/drawing/2016/ink" xmlns:am3d="http://schemas.microsoft.com/office/drawing/2017/model3d" xmlns:o="urn:schemas-microsoft-com:office:office" xmlns:oel="http://schemas.microsoft.com/office/2019/extlst" xmlns:r="http://schemas.openxmlformats.org/officeDocument/2006/relationships" xmlns:m="http://schemas.openxmlformats.org/officeDocument/2006/math" xmlns:v="urn:schemas-microsoft-com:vml" xmlns:wp14="http://schemas.microsoft.com/office/word/2010/wordprocessingDrawing" xmlns:wp="http://schemas.openxmlformats.org/drawingml/2006/wordprocessingDrawing" xmlns:w10="urn:schemas-microsoft-com:office:word" xmlns:w="http://schemas.openxmlformats.org/wordprocessingml/2006/main" xmlns:w14="http://schemas.microsoft.com/office/word/2010/wordml" xmlns:w15="http://schemas.microsoft.com/office/word/2012/wordml" xmlns:w16cex="http://schemas.microsoft.com/office/word/2018/wordml/cex" xmlns:w16cid="http://schemas.microsoft.com/office/word/2016/wordml/cid" xmlns:w16="http://schemas.microsoft.com/office/word/2018/wordml" xmlns:w16du="http://schemas.microsoft.com/office/word/2023/wordml/word16du" xmlns:w16sdtdh="http://schemas.microsoft.com/office/word/2020/wordml/sdtdatahash" xmlns:w16sdtfl="http://schemas.microsoft.com/office/word/2024/wordml/sdtformatlock" xmlns:w16se="http://schemas.microsoft.com/office/word/2015/wordml/symex" xmlns:wpg="http://schemas.microsoft.com/office/word/2010/wordprocessingGroup" xmlns:wpi="http://schemas.microsoft.com/office/word/2010/wordprocessingInk" xmlns:wne="http://schemas.microsoft.com/office/word/2006/wordml" xmlns:wps="http://schemas.microsoft.com/office/word/2010/wordprocessingShape" mc:Ignorable="w14 w15 w16se w16cid w16 w16cex w16sdtdh w16sdtfl w16du wp14">
+  <w:p>
+    <w:pPr>
+      <w:pStyle w:val="Header"/>
+    </w:pPr>
   </w:p>
 </w:hdr>
 </file>
@@ -1268,7 +1246,6 @@
   <w:style w:type="character" w:default="1" w:styleId="DefaultParagraphFont">
     <w:name w:val="Default Paragraph Font"/>
     <w:uiPriority w:val="1"/>
-    <w:semiHidden/>
     <w:unhideWhenUsed/>
   </w:style>
   <w:style w:type="table" w:default="1" w:styleId="TableNormal">
